--- a/backend/templates/section_3_2_p_1.docx
+++ b/backend/templates/section_3_2_p_1.docx
@@ -17,7 +17,7 @@
     </w:p>
     <w:p>
       <w:r>
-        <w:t>Strength: {{ product.strength_value }} {{ product.strength_unit }} {{ product.dosage_form.value }}</w:t>
+        <w:t>Strength: {{ product.strength_display }} {{ product.dosage_form.value }}</w:t>
       </w:r>
     </w:p>
     <w:p>
